--- a/GanaderiaPro/docs/GanaderiaPro_Backlog_Refinado.docx
+++ b/GanaderiaPro/docs/GanaderiaPro_Backlog_Refinado.docx
@@ -8370,7 +8370,7 @@
         <w:pStyle w:val="Heading2"/>
       </w:pPr>
       <w:r>
-        <w:t>7.4 Release 2 · backlog futuro · 53 puntos</w:t>
+        <w:t>7.4 Release 2 · backlog futuro · 64 puntos</w:t>
       </w:r>
     </w:p>
     <w:p>
